--- a/Documentacao/Dossie_Tecnico_Editais_Eliminacao.docx
+++ b/Documentacao/Dossie_Tecnico_Editais_Eliminacao.docx
@@ -1688,6 +1688,21 @@
         <w:t xml:space="preserve">O sistema entrou em operação em outubro de 2025. A própria planilha de controle mantém, na aba "Controle de Editais", o histórico de todos os editais publicados desde 2023 — o que permite comparar, com dados reais, o ritmo de trabalho antes e depois da automação.</w:t>
       </w:r>
     </w:p>
+    <w:p>
+      <w:pPr>
+        <w:spacing w:after="160" w:line="300"/>
+        <w:jc w:val="both"/>
+      </w:pPr>
+      <w:r>
+        <w:rPr>
+          <w:rFonts w:ascii="Open Sans" w:cs="Open Sans" w:eastAsia="Open Sans" w:hAnsi="Open Sans"/>
+          <w:color w:val="3A3A3A"/>
+          <w:sz w:val="22"/>
+          <w:szCs w:val="22"/>
+        </w:rPr>
+        <w:t xml:space="preserve">Antes de olhar para os números, vale contextualizar como a demanda chega até a CADA: os editais não são produzidos por iniciativa própria da Comissão de Avaliação de Documentos e Acesso, mas sim a partir de solicitações formais das Superintendências Regionais, que identificam e encaminham os documentos elegíveis para eliminação. Ou seja, o volume de editais publicados em um determinado período reflete tanto a capacidade de processamento da CADA quanto o volume de solicitações recebidas — a automação reduz o tempo de processamento de cada solicitação, mas não cria demanda por si só.</w:t>
+      </w:r>
+    </w:p>
     <w:tbl>
       <w:tblPr>
         <w:tblW w:type="pct" w:w="100%"/>
@@ -2294,7 +2309,7 @@
           <w:sz w:val="19"/>
           <w:szCs w:val="19"/>
         </w:rPr>
-        <w:t xml:space="preserve">Metodologia e ressalvas: os números consideram os 975 registros publicados entre 06/01/2023 e 30/09/2025, comparados aos 620 registros publicados entre 02/10/2025 e 04/08/2026, ambos extraídos da aba "Controle de Editais" da própria planilha de controle. "Meses ativos" são meses com pelo menos um edital publicado, para não distorcer a média com os 6 meses sem nenhum registro observados entre setembro/2024 e fevereiro/2025 (anteriores à automação e não atribuíveis a ela). Por se tratar de uma comparação de períodos distintos, outros fatores além da automação — como mudanças de equipe ou de prioridades da área — podem ter contribuído para a variação observada; ainda assim, o aumento consistente na frequência de publicação é compatível com uma redução do tempo necessário para preparar cada rascunho de edital.</w:t>
+        <w:t xml:space="preserve">Metodologia e ressalvas: os números consideram os 975 registros publicados entre 06/01/2023 e 30/09/2025, comparados aos 620 registros publicados entre 02/10/2025 e 04/08/2026, ambos extraídos da aba "Controle de Editais" da própria planilha de controle. "Meses ativos" são meses com pelo menos um edital publicado, para não distorcer a média com os 6 meses sem nenhum registro observados entre setembro/2024 e fevereiro/2025 — período em que a elaboração de editais ficou pausada em função da atualização da Tabela de Temporalidade de Documentos, e não por causa da automação (que ainda não existia nesse período). Por se tratar de uma comparação de períodos distintos, outros fatores além da automação — como a atualização da própria Tabela de Temporalidade, mudanças de equipe, ou o volume de solicitações recebidas das Superintendências Regionais — também influenciam esses números; ainda assim, o aumento consistente na frequência de publicação é compatível com uma redução do tempo necessário para preparar cada rascunho de edital.</w:t>
       </w:r>
     </w:p>
     <w:p>

--- a/Documentacao/Dossie_Tecnico_Editais_Eliminacao.docx
+++ b/Documentacao/Dossie_Tecnico_Editais_Eliminacao.docx
@@ -149,7 +149,7 @@
           <w:sz w:val="20"/>
           <w:szCs w:val="20"/>
         </w:rPr>
-        <w:t xml:space="preserve">Agosto de 2026</w:t>
+        <w:t xml:space="preserve">Setembro de 2026</w:t>
       </w:r>
     </w:p>
     <w:p>
@@ -1029,7 +1029,7 @@
           <w:sz w:val="22"/>
           <w:szCs w:val="22"/>
         </w:rPr>
-        <w:t xml:space="preserve">lê a aba "Membros CADA" e identifica o membro com STATUS = "Ativo", cujo nome e cargo assinam o edital. Se ninguém estiver ativo, assina a coordenadora padrão; se mais de um estiver ativo ao mesmo tempo, o processamento é interrompido (ver Seção 6).</w:t>
+        <w:t xml:space="preserve">lê a aba "Membros CADA" e identifica o membro com Status = "Ativo", cujo nome e cargo assinam o edital. Se ninguém estiver ativo, assina a coordenadora padrão; se mais de um estiver ativo ao mesmo tempo, o processamento é interrompido (ver Seção 6).</w:t>
       </w:r>
     </w:p>
     <w:p>
@@ -1382,33 +1382,18 @@
     </w:p>
     <w:p>
       <w:pPr>
-        <w:pStyle w:val="Heading1"/>
-        <w:pBdr>
-          <w:bottom w:val="single" w:color="3490CE" w:sz="8" w:space="6"/>
-        </w:pBdr>
-        <w:spacing w:after="200" w:before="420"/>
-      </w:pPr>
-      <w:r>
-        <w:rPr>
-          <w:rFonts w:ascii="Open Sans" w:cs="Open Sans" w:eastAsia="Open Sans" w:hAnsi="Open Sans"/>
-          <w:b/>
-          <w:bCs/>
-          <w:color w:val="3490CE"/>
-          <w:sz w:val="26"/>
-          <w:szCs w:val="26"/>
-        </w:rPr>
-        <w:t xml:space="preserve">6.  </w:t>
-      </w:r>
-      <w:r>
-        <w:rPr>
-          <w:rFonts w:ascii="Open Sans" w:cs="Open Sans" w:eastAsia="Open Sans" w:hAnsi="Open Sans"/>
-          <w:b/>
-          <w:bCs/>
-          <w:color w:val="005CA8"/>
-          <w:sz w:val="26"/>
-          <w:szCs w:val="26"/>
-        </w:rPr>
-        <w:t xml:space="preserve">Validações e tratamento de erros</w:t>
+        <w:spacing w:after="120" w:before="200"/>
+      </w:pPr>
+      <w:r>
+        <w:rPr>
+          <w:rFonts w:ascii="Open Sans" w:cs="Open Sans" w:eastAsia="Open Sans" w:hAnsi="Open Sans"/>
+          <w:b/>
+          <w:bCs/>
+          <w:color w:val="004077"/>
+          <w:sz w:val="23"/>
+          <w:szCs w:val="23"/>
+        </w:rPr>
+        <w:t xml:space="preserve">Formatação para publicação no Diário Oficial</w:t>
       </w:r>
     </w:p>
     <w:p>
@@ -1423,7 +1408,7 @@
           <w:sz w:val="22"/>
           <w:szCs w:val="22"/>
         </w:rPr>
-        <w:t xml:space="preserve">O sistema foi desenhado para nunca gerar um edital com informação incorreta, incompleta ou ambígua. Sempre que um dado necessário está ausente ou inconsistente, a execução é interrompida com uma mensagem em português explicando exatamente o que precisa ser corrigido — em vez de um erro técnico do Python ou, pior, um edital com o dado errado.</w:t>
+        <w:t xml:space="preserve">Dois campos do edital de caixa recebem uma quebra de linha automática, reproduzindo um ajuste que a equipe de publicação já fazia manualmente por questão de espaço na página:</w:t>
       </w:r>
     </w:p>
     <w:p>
@@ -1445,16 +1430,16 @@
           <w:sz w:val="22"/>
           <w:szCs w:val="22"/>
         </w:rPr>
-        <w:t xml:space="preserve">Região administrativa não encontrada — </w:t>
-      </w:r>
-      <w:r>
-        <w:rPr>
-          <w:rFonts w:ascii="Open Sans" w:cs="Open Sans" w:eastAsia="Open Sans" w:hAnsi="Open Sans"/>
-          <w:color w:val="3A3A3A"/>
-          <w:sz w:val="22"/>
-          <w:szCs w:val="22"/>
-        </w:rPr>
-        <w:t xml:space="preserve">um município informado sem correspondência cadastrada na aba "Municípios" interrompe a execução.</w:t>
+        <w:t xml:space="preserve">Data Limite — </w:t>
+      </w:r>
+      <w:r>
+        <w:rPr>
+          <w:rFonts w:ascii="Open Sans" w:cs="Open Sans" w:eastAsia="Open Sans" w:hAnsi="Open Sans"/>
+          <w:color w:val="3A3A3A"/>
+          <w:sz w:val="22"/>
+          <w:szCs w:val="22"/>
+        </w:rPr>
+        <w:t xml:space="preserve">quando lista mais de 6 anos separados por "/" (ex.: "2001/2002/2003/2004/2005/2006/2007"), o sistema quebra a linha automaticamente — até 6 anos na primeira linha e até 8 por linha nas seguintes, com a "/" de continuação no final de cada linha, não no início da próxima.</w:t>
       </w:r>
     </w:p>
     <w:p>
@@ -1476,16 +1461,62 @@
           <w:sz w:val="22"/>
           <w:szCs w:val="22"/>
         </w:rPr>
-        <w:t xml:space="preserve">Assinante ambíguo — </w:t>
-      </w:r>
-      <w:r>
-        <w:rPr>
-          <w:rFonts w:ascii="Open Sans" w:cs="Open Sans" w:eastAsia="Open Sans" w:hAnsi="Open Sans"/>
-          <w:color w:val="3A3A3A"/>
-          <w:sz w:val="22"/>
-          <w:szCs w:val="22"/>
-        </w:rPr>
-        <w:t xml:space="preserve">mais de um membro simultaneamente marcado como "Ativo" na aba "Membros CADA" torna ambígua a assinatura do edital e interrompe a execução.</w:t>
+        <w:t xml:space="preserve">Descrição documental — </w:t>
+      </w:r>
+      <w:r>
+        <w:rPr>
+          <w:rFonts w:ascii="Open Sans" w:cs="Open Sans" w:eastAsia="Open Sans" w:hAnsi="Open Sans"/>
+          <w:color w:val="3A3A3A"/>
+          <w:sz w:val="22"/>
+          <w:szCs w:val="22"/>
+        </w:rPr>
+        <w:t xml:space="preserve">quando o texto passa de 7 palavras, o sistema quebra a linha uma única vez, após a 7ª palavra completa — o restante do texto, não importa o tamanho, continua na segunda linha, sem quebrar de novo.</w:t>
+      </w:r>
+    </w:p>
+    <w:p>
+      <w:pPr>
+        <w:pStyle w:val="Heading1"/>
+        <w:pBdr>
+          <w:bottom w:val="single" w:color="3490CE" w:sz="8" w:space="6"/>
+        </w:pBdr>
+        <w:spacing w:after="200" w:before="420"/>
+      </w:pPr>
+      <w:r>
+        <w:rPr>
+          <w:rFonts w:ascii="Open Sans" w:cs="Open Sans" w:eastAsia="Open Sans" w:hAnsi="Open Sans"/>
+          <w:b/>
+          <w:bCs/>
+          <w:color w:val="3490CE"/>
+          <w:sz w:val="26"/>
+          <w:szCs w:val="26"/>
+        </w:rPr>
+        <w:t xml:space="preserve">6.  </w:t>
+      </w:r>
+      <w:r>
+        <w:rPr>
+          <w:rFonts w:ascii="Open Sans" w:cs="Open Sans" w:eastAsia="Open Sans" w:hAnsi="Open Sans"/>
+          <w:b/>
+          <w:bCs/>
+          <w:color w:val="005CA8"/>
+          <w:sz w:val="26"/>
+          <w:szCs w:val="26"/>
+        </w:rPr>
+        <w:t xml:space="preserve">Validações e tratamento de erros</w:t>
+      </w:r>
+    </w:p>
+    <w:p>
+      <w:pPr>
+        <w:spacing w:after="160" w:line="300"/>
+        <w:jc w:val="both"/>
+      </w:pPr>
+      <w:r>
+        <w:rPr>
+          <w:rFonts w:ascii="Open Sans" w:cs="Open Sans" w:eastAsia="Open Sans" w:hAnsi="Open Sans"/>
+          <w:color w:val="3A3A3A"/>
+          <w:sz w:val="22"/>
+          <w:szCs w:val="22"/>
+        </w:rPr>
+        <w:t xml:space="preserve">O sistema foi desenhado para nunca gerar um edital com informação incorreta, incompleta ou ambígua. Sempre que um dado necessário está ausente ou inconsistente, a execução é interrompida com uma mensagem em português explicando exatamente o que precisa ser corrigido — em vez de um erro técnico do Python ou, pior, um edital com o dado errado.</w:t>
       </w:r>
     </w:p>
     <w:p>
@@ -1507,16 +1538,16 @@
           <w:sz w:val="22"/>
           <w:szCs w:val="22"/>
         </w:rPr>
-        <w:t xml:space="preserve">Arquivo não encontrado — </w:t>
-      </w:r>
-      <w:r>
-        <w:rPr>
-          <w:rFonts w:ascii="Open Sans" w:cs="Open Sans" w:eastAsia="Open Sans" w:hAnsi="Open Sans"/>
-          <w:color w:val="3A3A3A"/>
-          <w:sz w:val="22"/>
-          <w:szCs w:val="22"/>
-        </w:rPr>
-        <w:t xml:space="preserve">planilha ou modelo de documento (.docx) não encontrados no caminho esperado — geralmente indica que a pasta do SharePoint não está sincronizada.</w:t>
+        <w:t xml:space="preserve">Região administrativa não encontrada — </w:t>
+      </w:r>
+      <w:r>
+        <w:rPr>
+          <w:rFonts w:ascii="Open Sans" w:cs="Open Sans" w:eastAsia="Open Sans" w:hAnsi="Open Sans"/>
+          <w:color w:val="3A3A3A"/>
+          <w:sz w:val="22"/>
+          <w:szCs w:val="22"/>
+        </w:rPr>
+        <w:t xml:space="preserve">um município informado sem correspondência cadastrada na aba "Municípios" interrompe a execução.</w:t>
       </w:r>
     </w:p>
     <w:p>
@@ -1538,16 +1569,16 @@
           <w:sz w:val="22"/>
           <w:szCs w:val="22"/>
         </w:rPr>
-        <w:t xml:space="preserve">Arquivo em uso por outro programa — </w:t>
-      </w:r>
-      <w:r>
-        <w:rPr>
-          <w:rFonts w:ascii="Open Sans" w:cs="Open Sans" w:eastAsia="Open Sans" w:hAnsi="Open Sans"/>
-          <w:color w:val="3A3A3A"/>
-          <w:sz w:val="22"/>
-          <w:szCs w:val="22"/>
-        </w:rPr>
-        <w:t xml:space="preserve">a planilha ou o modelo estão abertos no Excel/Word no momento da execução, impedindo leitura ou escrita.</w:t>
+        <w:t xml:space="preserve">Assinante ambíguo — </w:t>
+      </w:r>
+      <w:r>
+        <w:rPr>
+          <w:rFonts w:ascii="Open Sans" w:cs="Open Sans" w:eastAsia="Open Sans" w:hAnsi="Open Sans"/>
+          <w:color w:val="3A3A3A"/>
+          <w:sz w:val="22"/>
+          <w:szCs w:val="22"/>
+        </w:rPr>
+        <w:t xml:space="preserve">mais de um membro simultaneamente marcado como "Ativo" na aba "Membros CADA" torna ambígua a assinatura do edital e interrompe a execução.</w:t>
       </w:r>
     </w:p>
     <w:p>
@@ -1569,16 +1600,16 @@
           <w:sz w:val="22"/>
           <w:szCs w:val="22"/>
         </w:rPr>
-        <w:t xml:space="preserve">Coluna ausente na planilha — </w:t>
-      </w:r>
-      <w:r>
-        <w:rPr>
-          <w:rFonts w:ascii="Open Sans" w:cs="Open Sans" w:eastAsia="Open Sans" w:hAnsi="Open Sans"/>
-          <w:color w:val="3A3A3A"/>
-          <w:sz w:val="22"/>
-          <w:szCs w:val="22"/>
-        </w:rPr>
-        <w:t xml:space="preserve">uma coluna esperada não existe na aba (cabeçalho renomeado ou removido por engano).</w:t>
+        <w:t xml:space="preserve">Arquivo não encontrado — </w:t>
+      </w:r>
+      <w:r>
+        <w:rPr>
+          <w:rFonts w:ascii="Open Sans" w:cs="Open Sans" w:eastAsia="Open Sans" w:hAnsi="Open Sans"/>
+          <w:color w:val="3A3A3A"/>
+          <w:sz w:val="22"/>
+          <w:szCs w:val="22"/>
+        </w:rPr>
+        <w:t xml:space="preserve">planilha ou modelo de documento (.docx) não encontrados no caminho esperado — geralmente indica que a pasta do SharePoint não está sincronizada.</w:t>
       </w:r>
     </w:p>
     <w:p>
@@ -1600,6 +1631,68 @@
           <w:sz w:val="22"/>
           <w:szCs w:val="22"/>
         </w:rPr>
+        <w:t xml:space="preserve">Arquivo em uso por outro programa — </w:t>
+      </w:r>
+      <w:r>
+        <w:rPr>
+          <w:rFonts w:ascii="Open Sans" w:cs="Open Sans" w:eastAsia="Open Sans" w:hAnsi="Open Sans"/>
+          <w:color w:val="3A3A3A"/>
+          <w:sz w:val="22"/>
+          <w:szCs w:val="22"/>
+        </w:rPr>
+        <w:t xml:space="preserve">a planilha ou o modelo estão abertos no Excel/Word no momento da execução, impedindo leitura ou escrita.</w:t>
+      </w:r>
+    </w:p>
+    <w:p>
+      <w:pPr>
+        <w:pStyle w:val="ListParagraph"/>
+        <w:numPr>
+          <w:ilvl w:val="0"/>
+          <w:numId w:val="1"/>
+        </w:numPr>
+        <w:spacing w:after="120" w:line="290"/>
+        <w:ind w:left="320"/>
+      </w:pPr>
+      <w:r>
+        <w:rPr>
+          <w:rFonts w:ascii="Open Sans" w:cs="Open Sans" w:eastAsia="Open Sans" w:hAnsi="Open Sans"/>
+          <w:b/>
+          <w:bCs/>
+          <w:color w:val="004077"/>
+          <w:sz w:val="22"/>
+          <w:szCs w:val="22"/>
+        </w:rPr>
+        <w:t xml:space="preserve">Coluna ausente na planilha — </w:t>
+      </w:r>
+      <w:r>
+        <w:rPr>
+          <w:rFonts w:ascii="Open Sans" w:cs="Open Sans" w:eastAsia="Open Sans" w:hAnsi="Open Sans"/>
+          <w:color w:val="3A3A3A"/>
+          <w:sz w:val="22"/>
+          <w:szCs w:val="22"/>
+        </w:rPr>
+        <w:t xml:space="preserve">uma coluna esperada não existe na aba (cabeçalho renomeado ou removido por engano).</w:t>
+      </w:r>
+    </w:p>
+    <w:p>
+      <w:pPr>
+        <w:pStyle w:val="ListParagraph"/>
+        <w:numPr>
+          <w:ilvl w:val="0"/>
+          <w:numId w:val="1"/>
+        </w:numPr>
+        <w:spacing w:after="120" w:line="290"/>
+        <w:ind w:left="320"/>
+      </w:pPr>
+      <w:r>
+        <w:rPr>
+          <w:rFonts w:ascii="Open Sans" w:cs="Open Sans" w:eastAsia="Open Sans" w:hAnsi="Open Sans"/>
+          <w:b/>
+          <w:bCs/>
+          <w:color w:val="004077"/>
+          <w:sz w:val="22"/>
+          <w:szCs w:val="22"/>
+        </w:rPr>
         <w:t xml:space="preserve">Valor inválido — </w:t>
       </w:r>
       <w:r>
@@ -1610,6 +1703,99 @@
           <w:szCs w:val="22"/>
         </w:rPr>
         <w:t xml:space="preserve">um valor não numérico em campos como Quantidade, Comprimento, Largura ou Altura impede o cálculo da metragem.</w:t>
+      </w:r>
+    </w:p>
+    <w:p>
+      <w:pPr>
+        <w:pStyle w:val="ListParagraph"/>
+        <w:numPr>
+          <w:ilvl w:val="0"/>
+          <w:numId w:val="1"/>
+        </w:numPr>
+        <w:spacing w:after="120" w:line="290"/>
+        <w:ind w:left="320"/>
+      </w:pPr>
+      <w:r>
+        <w:rPr>
+          <w:rFonts w:ascii="Open Sans" w:cs="Open Sans" w:eastAsia="Open Sans" w:hAnsi="Open Sans"/>
+          <w:b/>
+          <w:bCs/>
+          <w:color w:val="004077"/>
+          <w:sz w:val="22"/>
+          <w:szCs w:val="22"/>
+        </w:rPr>
+        <w:t xml:space="preserve">Valor ausente no edital de massa — </w:t>
+      </w:r>
+      <w:r>
+        <w:rPr>
+          <w:rFonts w:ascii="Open Sans" w:cs="Open Sans" w:eastAsia="Open Sans" w:hAnsi="Open Sans"/>
+          <w:color w:val="3A3A3A"/>
+          <w:sz w:val="22"/>
+          <w:szCs w:val="22"/>
+        </w:rPr>
+        <w:t xml:space="preserve">no edital de massa, uma célula vazia em Comprimento, Largura ou Altura interrompe a execução com erro claro, em vez de gerar o documento com o texto literal "nan" no lugar do número.</w:t>
+      </w:r>
+    </w:p>
+    <w:p>
+      <w:pPr>
+        <w:pStyle w:val="ListParagraph"/>
+        <w:numPr>
+          <w:ilvl w:val="0"/>
+          <w:numId w:val="1"/>
+        </w:numPr>
+        <w:spacing w:after="120" w:line="290"/>
+        <w:ind w:left="320"/>
+      </w:pPr>
+      <w:r>
+        <w:rPr>
+          <w:rFonts w:ascii="Open Sans" w:cs="Open Sans" w:eastAsia="Open Sans" w:hAnsi="Open Sans"/>
+          <w:b/>
+          <w:bCs/>
+          <w:color w:val="004077"/>
+          <w:sz w:val="22"/>
+          <w:szCs w:val="22"/>
+        </w:rPr>
+        <w:t xml:space="preserve">Consistência entre corpo e rodapé — </w:t>
+      </w:r>
+      <w:r>
+        <w:rPr>
+          <w:rFonts w:ascii="Open Sans" w:cs="Open Sans" w:eastAsia="Open Sans" w:hAnsi="Open Sans"/>
+          <w:color w:val="3A3A3A"/>
+          <w:sz w:val="22"/>
+          <w:szCs w:val="22"/>
+        </w:rPr>
+        <w:t xml:space="preserve">o total de caixas do rodapé é somado a partir dos mesmos itens exibidos no corpo do edital — os dois números nunca podem divergir, mesmo que a planilha tenha linhas duplicadas do mesmo item.</w:t>
+      </w:r>
+    </w:p>
+    <w:p>
+      <w:pPr>
+        <w:pStyle w:val="ListParagraph"/>
+        <w:numPr>
+          <w:ilvl w:val="0"/>
+          <w:numId w:val="1"/>
+        </w:numPr>
+        <w:spacing w:after="120" w:line="290"/>
+        <w:ind w:left="320"/>
+      </w:pPr>
+      <w:r>
+        <w:rPr>
+          <w:rFonts w:ascii="Open Sans" w:cs="Open Sans" w:eastAsia="Open Sans" w:hAnsi="Open Sans"/>
+          <w:b/>
+          <w:bCs/>
+          <w:color w:val="004077"/>
+          <w:sz w:val="22"/>
+          <w:szCs w:val="22"/>
+        </w:rPr>
+        <w:t xml:space="preserve">Coluna de status — </w:t>
+      </w:r>
+      <w:r>
+        <w:rPr>
+          <w:rFonts w:ascii="Open Sans" w:cs="Open Sans" w:eastAsia="Open Sans" w:hAnsi="Open Sans"/>
+          <w:color w:val="3A3A3A"/>
+          <w:sz w:val="22"/>
+          <w:szCs w:val="22"/>
+        </w:rPr>
+        <w:t xml:space="preserve">a coluna que recebe a marcação "Edital criado" é localizada pelo título do cabeçalho ("Status Edital"), não por uma posição fixa — inserir uma coluna nova na planilha não faz mais a marcação ser escrita na célula errada.</w:t>
       </w:r>
     </w:p>
     <w:p>
